--- a/templates/template.docx
+++ b/templates/template.docx
@@ -4,13 +4,23 @@
   <w:body>
     <w:p/>
     <w:p>
+      <w:proofErr w:type="gramStart"/>
       <w:r>
-        <w:t>{{ RELEASE_NUMBER }}</w:t>
+        <w:t>{{ RELEASE</w:t>
+      </w:r>
+      <w:proofErr w:type="gramEnd"/>
+      <w:r>
+        <w:t>_NUMBER }}</w:t>
       </w:r>
     </w:p>
     <w:p>
+      <w:proofErr w:type="gramStart"/>
       <w:r>
-        <w:t>{{ AS }}</w:t>
+        <w:t>{{ AS</w:t>
+      </w:r>
+      <w:proofErr w:type="gramEnd"/>
+      <w:r>
+        <w:t xml:space="preserve"> }}</w:t>
       </w:r>
     </w:p>
     <w:p>
@@ -19,8 +29,13 @@
           <w:highlight w:val="black"/>
         </w:rPr>
       </w:pPr>
+      <w:proofErr w:type="gramStart"/>
       <w:r>
-        <w:t>{{ FP }}</w:t>
+        <w:t>{{ FP</w:t>
+      </w:r>
+      <w:proofErr w:type="gramEnd"/>
+      <w:r>
+        <w:t xml:space="preserve"> }}</w:t>
       </w:r>
     </w:p>
     <w:p>
@@ -177,11 +192,19 @@
                 <w:lang w:val="en-US"/>
               </w:rPr>
             </w:pPr>
-            <w:r>
-              <w:rPr>
-                <w:lang w:val="en-US"/>
-              </w:rPr>
-              <w:t>{{ item.id }}</w:t>
+            <w:proofErr w:type="gramStart"/>
+            <w:r>
+              <w:rPr>
+                <w:lang w:val="en-US"/>
+              </w:rPr>
+              <w:t>{{ item.id</w:t>
+            </w:r>
+            <w:proofErr w:type="gramEnd"/>
+            <w:r>
+              <w:rPr>
+                <w:lang w:val="en-US"/>
+              </w:rPr>
+              <w:t xml:space="preserve"> }}</w:t>
             </w:r>
           </w:p>
         </w:tc>
@@ -190,8 +213,21 @@
             <w:tcW w:w="1997" w:type="dxa"/>
           </w:tcPr>
           <w:p>
-            <w:r>
-              <w:t>{{ item.work }}</w:t>
+            <w:proofErr w:type="gramStart"/>
+            <w:r>
+              <w:t xml:space="preserve">{{ </w:t>
+            </w:r>
+            <w:proofErr w:type="spellStart"/>
+            <w:r>
+              <w:t>item</w:t>
+            </w:r>
+            <w:proofErr w:type="gramEnd"/>
+            <w:r>
+              <w:t>.work</w:t>
+            </w:r>
+            <w:proofErr w:type="spellEnd"/>
+            <w:r>
+              <w:t xml:space="preserve"> }}</w:t>
             </w:r>
           </w:p>
         </w:tc>
@@ -200,12 +236,22 @@
             <w:tcW w:w="1955" w:type="dxa"/>
           </w:tcPr>
           <w:p>
-            <w:r>
-              <w:t>{{ item.</w:t>
+            <w:proofErr w:type="gramStart"/>
+            <w:r>
+              <w:t xml:space="preserve">{{ </w:t>
+            </w:r>
+            <w:proofErr w:type="spellStart"/>
+            <w:r>
+              <w:t>item</w:t>
+            </w:r>
+            <w:proofErr w:type="gramEnd"/>
+            <w:r>
+              <w:t>.</w:t>
             </w:r>
             <w:r>
               <w:t>start_time</w:t>
             </w:r>
+            <w:proofErr w:type="spellEnd"/>
             <w:r>
               <w:t>}}</w:t>
             </w:r>
@@ -216,8 +262,17 @@
             <w:tcW w:w="1508" w:type="dxa"/>
           </w:tcPr>
           <w:p>
-            <w:r>
-              <w:t>{{ item.</w:t>
+            <w:proofErr w:type="gramStart"/>
+            <w:r>
+              <w:t xml:space="preserve">{{ </w:t>
+            </w:r>
+            <w:proofErr w:type="spellStart"/>
+            <w:r>
+              <w:t>item</w:t>
+            </w:r>
+            <w:proofErr w:type="spellEnd"/>
+            <w:r>
+              <w:t>.</w:t>
             </w:r>
             <w:r>
               <w:rPr>
@@ -225,9 +280,15 @@
               </w:rPr>
               <w:t>end</w:t>
             </w:r>
-            <w:r>
-              <w:t>_time</w:t>
-            </w:r>
+            <w:proofErr w:type="gramEnd"/>
+            <w:r>
+              <w:t>_</w:t>
+            </w:r>
+            <w:proofErr w:type="spellStart"/>
+            <w:r>
+              <w:t>time</w:t>
+            </w:r>
+            <w:proofErr w:type="spellEnd"/>
             <w:r>
               <w:t>}}</w:t>
             </w:r>
@@ -238,8 +299,21 @@
             <w:tcW w:w="2025" w:type="dxa"/>
           </w:tcPr>
           <w:p>
-            <w:r>
-              <w:t>{{ item.comment }}</w:t>
+            <w:proofErr w:type="gramStart"/>
+            <w:r>
+              <w:t xml:space="preserve">{{ </w:t>
+            </w:r>
+            <w:proofErr w:type="spellStart"/>
+            <w:r>
+              <w:t>item</w:t>
+            </w:r>
+            <w:proofErr w:type="gramEnd"/>
+            <w:r>
+              <w:t>.comment</w:t>
+            </w:r>
+            <w:proofErr w:type="spellEnd"/>
+            <w:r>
+              <w:t xml:space="preserve"> }}</w:t>
             </w:r>
           </w:p>
         </w:tc>
@@ -256,7 +330,23 @@
               </w:rPr>
             </w:pPr>
             <w:r>
-              <w:t>{%tr endfor %}</w:t>
+              <w:t>{%</w:t>
+            </w:r>
+            <w:proofErr w:type="spellStart"/>
+            <w:r>
+              <w:t>tr</w:t>
+            </w:r>
+            <w:proofErr w:type="spellEnd"/>
+            <w:r>
+              <w:t xml:space="preserve"> </w:t>
+            </w:r>
+            <w:proofErr w:type="spellStart"/>
+            <w:r>
+              <w:t>endfor</w:t>
+            </w:r>
+            <w:proofErr w:type="spellEnd"/>
+            <w:r>
+              <w:t xml:space="preserve"> %}</w:t>
             </w:r>
           </w:p>
         </w:tc>
@@ -287,29 +377,54 @@
       </w:tr>
     </w:tbl>
     <w:p>
+      <w:proofErr w:type="gramStart"/>
       <w:r>
-        <w:t>{{ RESPONSIBLE }}</w:t>
+        <w:t>{{ RESPONSIBLE</w:t>
+      </w:r>
+      <w:proofErr w:type="gramEnd"/>
+      <w:r>
+        <w:t xml:space="preserve"> }}</w:t>
       </w:r>
     </w:p>
     <w:p/>
     <w:p>
+      <w:proofErr w:type="gramStart"/>
       <w:r>
-        <w:t>{{ DP_START }} / {{ DP_END }}</w:t>
+        <w:t>{{ DP</w:t>
+      </w:r>
+      <w:proofErr w:type="gramEnd"/>
+      <w:r>
+        <w:t>_START }} / {{ DP_END }}</w:t>
       </w:r>
     </w:p>
     <w:p>
+      <w:proofErr w:type="gramStart"/>
       <w:r>
-        <w:t>{{ CONTACTS }}</w:t>
+        <w:t>{{ CONTACTS</w:t>
+      </w:r>
+      <w:proofErr w:type="gramEnd"/>
+      <w:r>
+        <w:t xml:space="preserve"> }}</w:t>
       </w:r>
     </w:p>
     <w:p>
+      <w:proofErr w:type="gramStart"/>
       <w:r>
-        <w:t>{{ DESCRIPTION }}</w:t>
+        <w:t>{{ DESCRIPTION</w:t>
+      </w:r>
+      <w:proofErr w:type="gramEnd"/>
+      <w:r>
+        <w:t xml:space="preserve"> }}</w:t>
       </w:r>
     </w:p>
     <w:p>
+      <w:proofErr w:type="gramStart"/>
       <w:r>
-        <w:t>{{ REASON }}</w:t>
+        <w:t>{{ REASON</w:t>
+      </w:r>
+      <w:proofErr w:type="gramEnd"/>
+      <w:r>
+        <w:t xml:space="preserve"> }}</w:t>
       </w:r>
     </w:p>
     <w:tbl>
@@ -320,10 +435,10 @@
       </w:tblPr>
       <w:tblGrid>
         <w:gridCol w:w="2035"/>
-        <w:gridCol w:w="1805"/>
-        <w:gridCol w:w="1910"/>
-        <w:gridCol w:w="1679"/>
-        <w:gridCol w:w="1916"/>
+        <w:gridCol w:w="1700"/>
+        <w:gridCol w:w="1934"/>
+        <w:gridCol w:w="1818"/>
+        <w:gridCol w:w="1858"/>
       </w:tblGrid>
       <w:tr>
         <w:tc>
@@ -471,11 +586,19 @@
                 <w:lang w:val="en-US"/>
               </w:rPr>
             </w:pPr>
-            <w:r>
-              <w:rPr>
-                <w:lang w:val="en-US"/>
-              </w:rPr>
-              <w:t>{{ item.id }}</w:t>
+            <w:proofErr w:type="gramStart"/>
+            <w:r>
+              <w:rPr>
+                <w:lang w:val="en-US"/>
+              </w:rPr>
+              <w:t>{{ item.id</w:t>
+            </w:r>
+            <w:proofErr w:type="gramEnd"/>
+            <w:r>
+              <w:rPr>
+                <w:lang w:val="en-US"/>
+              </w:rPr>
+              <w:t xml:space="preserve"> }}</w:t>
             </w:r>
           </w:p>
         </w:tc>
@@ -484,8 +607,21 @@
             <w:tcW w:w="1997" w:type="dxa"/>
           </w:tcPr>
           <w:p>
-            <w:r>
-              <w:t>{{ item.work }}</w:t>
+            <w:proofErr w:type="gramStart"/>
+            <w:r>
+              <w:t xml:space="preserve">{{ </w:t>
+            </w:r>
+            <w:proofErr w:type="spellStart"/>
+            <w:r>
+              <w:t>item</w:t>
+            </w:r>
+            <w:proofErr w:type="gramEnd"/>
+            <w:r>
+              <w:t>.work</w:t>
+            </w:r>
+            <w:proofErr w:type="spellEnd"/>
+            <w:r>
+              <w:t xml:space="preserve"> }}</w:t>
             </w:r>
           </w:p>
         </w:tc>
@@ -495,11 +631,21 @@
           </w:tcPr>
           <w:p>
             <w:r>
-              <w:t>{{ item.</w:t>
-            </w:r>
-            <w:r>
-              <w:t>start_time</w:t>
-            </w:r>
+              <w:t>{{</w:t>
+            </w:r>
+            <w:proofErr w:type="spellStart"/>
+            <w:proofErr w:type="gramStart"/>
+            <w:r>
+              <w:t>item.</w:t>
+            </w:r>
+            <w:r>
+              <w:t>start</w:t>
+            </w:r>
+            <w:proofErr w:type="gramEnd"/>
+            <w:r>
+              <w:t>_time</w:t>
+            </w:r>
+            <w:proofErr w:type="spellEnd"/>
             <w:r>
               <w:t>}}</w:t>
             </w:r>
@@ -511,7 +657,15 @@
           </w:tcPr>
           <w:p>
             <w:r>
-              <w:t>{{ item.</w:t>
+              <w:t>{{</w:t>
+            </w:r>
+            <w:proofErr w:type="spellStart"/>
+            <w:r>
+              <w:t>item</w:t>
+            </w:r>
+            <w:proofErr w:type="spellEnd"/>
+            <w:r>
+              <w:t>.</w:t>
             </w:r>
             <w:r>
               <w:rPr>
@@ -520,8 +674,13 @@
               <w:t>end</w:t>
             </w:r>
             <w:r>
-              <w:t>_time</w:t>
-            </w:r>
+              <w:t>_</w:t>
+            </w:r>
+            <w:proofErr w:type="spellStart"/>
+            <w:r>
+              <w:t>time</w:t>
+            </w:r>
+            <w:proofErr w:type="spellEnd"/>
             <w:r>
               <w:t>}}</w:t>
             </w:r>
@@ -532,8 +691,21 @@
             <w:tcW w:w="2025" w:type="dxa"/>
           </w:tcPr>
           <w:p>
-            <w:r>
-              <w:t>{{ item.comment }}</w:t>
+            <w:proofErr w:type="gramStart"/>
+            <w:r>
+              <w:t xml:space="preserve">{{ </w:t>
+            </w:r>
+            <w:proofErr w:type="spellStart"/>
+            <w:r>
+              <w:t>item</w:t>
+            </w:r>
+            <w:proofErr w:type="gramEnd"/>
+            <w:r>
+              <w:t>.comment</w:t>
+            </w:r>
+            <w:proofErr w:type="spellEnd"/>
+            <w:r>
+              <w:t xml:space="preserve"> }}</w:t>
             </w:r>
           </w:p>
         </w:tc>
@@ -550,7 +722,23 @@
               </w:rPr>
             </w:pPr>
             <w:r>
-              <w:t>{%tr endfor %}</w:t>
+              <w:t>{%</w:t>
+            </w:r>
+            <w:proofErr w:type="spellStart"/>
+            <w:r>
+              <w:t>tr</w:t>
+            </w:r>
+            <w:proofErr w:type="spellEnd"/>
+            <w:r>
+              <w:t xml:space="preserve"> </w:t>
+            </w:r>
+            <w:proofErr w:type="spellStart"/>
+            <w:r>
+              <w:t>endfor</w:t>
+            </w:r>
+            <w:proofErr w:type="spellEnd"/>
+            <w:r>
+              <w:t xml:space="preserve"> %}</w:t>
             </w:r>
           </w:p>
         </w:tc>
